--- a/por/docx/66.content.docx
+++ b/por/docx/66.content.docx
@@ -231,19 +231,7 @@
         <w:rPr>
           <w:lang w:val="pt_PT" w:bidi="pt_PT"/>
         </w:rPr>
-        <w:t xml:space="preserve">A palavra Apocalipse (grego apokalupsis) introduz a natureza visionária do livro como escrita apocalíptica (veja </w:t>
-      </w:r>
-      <w:r>
-        <w:rPr>
-          <w:lang w:val="pt_PT" w:bidi="pt_PT"/>
-        </w:rPr>
-        <w:t>Introdução ao Livro de Apocalipse</w:t>
-      </w:r>
-      <w:r>
-        <w:rPr>
-          <w:lang w:val="pt_PT" w:bidi="pt_PT"/>
-        </w:rPr>
-        <w:t xml:space="preserve">, “Escrita Apocalíptica”). Deus comunica sua mensagem inspirada através de símbolos misteriosos, números e imagens de palavras. • de (ou </w:t>
+        <w:t xml:space="preserve">A palavra Apocalipse (grego apokalupsis) introduz a natureza visionária do livro como escrita apocalíptica (veja Introdução ao Livro de Apocalipse, “Escrita Apocalíptica”). Deus comunica sua mensagem inspirada através de símbolos misteriosos, números e imagens de palavras. • de (ou </w:t>
       </w:r>
       <w:r>
         <w:rPr>
@@ -3147,19 +3135,7 @@
         <w:rPr>
           <w:lang w:val="pt_PT" w:bidi="pt_PT"/>
         </w:rPr>
-        <w:t xml:space="preserve">) e que os escritos de João eram direcionados contra as heresias dos Nicolaítas que seguiam Cerinto (veja </w:t>
-      </w:r>
-      <w:r>
-        <w:rPr>
-          <w:lang w:val="pt_PT" w:bidi="pt_PT"/>
-        </w:rPr>
-        <w:t>1 João Introdução do Livro</w:t>
-      </w:r>
-      <w:r>
-        <w:rPr>
-          <w:lang w:val="pt_PT" w:bidi="pt_PT"/>
-        </w:rPr>
-        <w:t>, “Contexto”).</w:t>
+        <w:t>) e que os escritos de João eram direcionados contra as heresias dos Nicolaítas que seguiam Cerinto (veja 1 João Introdução do Livro, “Contexto”).</w:t>
       </w:r>
       <w:r>
         <w:rPr>
